--- a/resume/resume-template.docx
+++ b/resume/resume-template.docx
@@ -18,13 +18,13 @@
         <w:pStyle w:val="Heading1"/>
       </w:pPr>
       <w:r>
-        <w:t>Alejandro</w:t>
-      </w:r>
-      <w:r>
-        <w:t xml:space="preserve"> </w:t>
-      </w:r>
-      <w:r>
-        <w:t>Echeverria</w:t>
+        <w:t>Lorem Ipsum</w:t>
+      </w:r>
+      <w:r>
+        <w:t xml:space="preserve"/>
+      </w:r>
+      <w:r>
+        <w:t/>
       </w:r>
     </w:p>
     <w:p>
@@ -37,7 +37,7 @@
         </w:rPr>
       </w:pPr>
       <w:r>
-        <w:t>Senior Data and AI Solutions Engineer</w:t>
+        <w:t>Lorem Ipsum Dolor Sit Amet</w:t>
       </w:r>
       <w:r>
         <w:rPr>
@@ -45,7 +45,7 @@
           <w:sz w:val="22"/>
           <w:szCs w:val="22"/>
         </w:rPr>
-        <w:t xml:space="preserve"> </w:t>
+        <w:t xml:space="preserve"/>
       </w:r>
     </w:p>
     <w:p>
@@ -66,7 +66,7 @@
             <w:sz w:val="22"/>
             <w:szCs w:val="22"/>
           </w:rPr>
-          <w:t>nablaservices@outlook.com</w:t>
+          <w:t>lorem@ipsum.example  |  linkedin.com/in/loremipsum</w:t>
         </w:r>
       </w:hyperlink>
       <w:r>
@@ -86,7 +86,7 @@
             <w:sz w:val="22"/>
             <w:szCs w:val="22"/>
           </w:rPr>
-          <w:t>https://linkedin.com/in/cuete</w:t>
+          <w:t/>
         </w:r>
       </w:hyperlink>
     </w:p>
@@ -109,7 +109,7 @@
             <w:sz w:val="22"/>
             <w:szCs w:val="22"/>
           </w:rPr>
-          <w:t>https://github.com/cuete</w:t>
+          <w:t>github.com/loremipsum</w:t>
         </w:r>
       </w:hyperlink>
     </w:p>
@@ -149,7 +149,7 @@
           <w:sz w:val="22"/>
           <w:szCs w:val="22"/>
         </w:rPr>
-        <w:t>Senior Software Engineer with 18+ years of experience across data engineering, AI systems, and cloud-native software. I design and deploy production-ready AI pipelines, data platforms, and decision-support tools — translating complex research and business requirements into scalable, secure, and measurable outcomes. Experience spans global health research, enterprise software at Microsoft, and AI consulting for healthcare and finance.</w:t>
+        <w:t>Lorem ipsum dolor sit amet, consectetur adipiscing elit, sed do eiusmod tempor incididunt ut labore et dolore magna aliqua. Ut enim ad minim veniam, quis nostrud exercitation ullamco laboris nisi ut aliquip ex ea commodo consequat. Duis aute irure dolor in reprehenderit in voluptate velit esse cillum dolore eu fugiat nulla pariatur.</w:t>
       </w:r>
     </w:p>
     <w:p>
@@ -492,7 +492,7 @@
         <w:rPr>
           <w:bdr w:val="none" w:sz="0" w:space="0" w:color="auto" w:frame="1"/>
         </w:rPr>
-        <w:t>Bachelor of Science in Electronics Engineering</w:t>
+        <w:t>Bachelor of Science in Lorem Ipsum</w:t>
       </w:r>
     </w:p>
     <w:p>
@@ -513,7 +513,7 @@
           <w:szCs w:val="22"/>
           <w:lang w:val="es-MX"/>
         </w:rPr>
-        <w:t>Universidad del Valle de Guatemala</w:t>
+        <w:t>Universitas Lorem Ipsum</w:t>
       </w:r>
     </w:p>
     <w:p>
